--- a/AI Use Declaration Form.docx
+++ b/AI Use Declaration Form.docx
@@ -434,7 +434,23 @@
                 <w:b/>
                 <w:bCs/>
               </w:rPr>
-              <w:t>14%</w:t>
+              <w:t>1</w:t>
+            </w:r>
+            <w:r>
+              <w:rPr>
+                <w:rFonts w:ascii="Times New Roman" w:hAnsi="Times New Roman" w:cs="Times New Roman"/>
+                <w:b/>
+                <w:bCs/>
+              </w:rPr>
+              <w:t>1</w:t>
+            </w:r>
+            <w:r>
+              <w:rPr>
+                <w:rFonts w:ascii="Times New Roman" w:hAnsi="Times New Roman" w:cs="Times New Roman"/>
+                <w:b/>
+                <w:bCs/>
+              </w:rPr>
+              <w:t>%</w:t>
             </w:r>
           </w:p>
         </w:tc>
